--- a/News/Pacmann/pacmann.docx
+++ b/News/Pacmann/pacmann.docx
@@ -50,21 +50,17 @@
         </w:rPr>
         <w:t xml:space="preserve"> </w:t>
       </w:r>
-      <w:hyperlink r:id="rId4" w:tgtFrame="_self" w:history="1">
-        <w:r>
-          <w:rPr>
-            <w:rStyle w:val="Hyperlink"/>
-            <w:rFonts w:ascii="Segoe UI" w:hAnsi="Segoe UI" w:cs="Segoe UI"/>
-            <w:b/>
-            <w:bCs/>
-            <w:color w:val="0A66C2"/>
-            <w:sz w:val="21"/>
-            <w:szCs w:val="21"/>
-            <w:bdr w:val="none" w:sz="0" w:space="0" w:color="auto" w:frame="1"/>
-          </w:rPr>
-          <w:t>Pacmann</w:t>
-        </w:r>
-      </w:hyperlink>
+      <w:r>
+        <w:rPr>
+          <w:rFonts w:ascii="Segoe UI" w:hAnsi="Segoe UI" w:cs="Segoe UI"/>
+          <w:b/>
+          <w:bCs/>
+          <w:sz w:val="21"/>
+          <w:szCs w:val="21"/>
+          <w:bdr w:val="none" w:sz="0" w:space="0" w:color="auto" w:frame="1"/>
+        </w:rPr>
+        <w:t>Pacmann</w:t>
+      </w:r>
       <w:r>
         <w:rPr>
           <w:rStyle w:val="white-space-pre"/>
@@ -82,69 +78,7 @@
           <w:szCs w:val="21"/>
           <w:shd w:val="clear" w:color="auto" w:fill="FFFFFF"/>
         </w:rPr>
-        <w:t>for the invitation and opportunity and Mr.</w:t>
-      </w:r>
-      <w:r>
-        <w:rPr>
-          <w:rStyle w:val="white-space-pre"/>
-          <w:rFonts w:ascii="Segoe UI" w:hAnsi="Segoe UI" w:cs="Segoe UI"/>
-          <w:sz w:val="21"/>
-          <w:szCs w:val="21"/>
-          <w:bdr w:val="none" w:sz="0" w:space="0" w:color="auto" w:frame="1"/>
-        </w:rPr>
-        <w:t xml:space="preserve"> </w:t>
-      </w:r>
-      <w:hyperlink r:id="rId5" w:history="1">
-        <w:r>
-          <w:rPr>
-            <w:rStyle w:val="Hyperlink"/>
-            <w:rFonts w:ascii="Segoe UI" w:hAnsi="Segoe UI" w:cs="Segoe UI"/>
-            <w:b/>
-            <w:bCs/>
-            <w:color w:val="0A66C2"/>
-            <w:sz w:val="21"/>
-            <w:szCs w:val="21"/>
-            <w:bdr w:val="none" w:sz="0" w:space="0" w:color="auto" w:frame="1"/>
-          </w:rPr>
-          <w:t>Muhammad Imam Shiddiq</w:t>
-        </w:r>
-      </w:hyperlink>
-      <w:r>
-        <w:rPr>
-          <w:rStyle w:val="white-space-pre"/>
-          <w:rFonts w:ascii="Segoe UI" w:hAnsi="Segoe UI" w:cs="Segoe UI"/>
-          <w:sz w:val="21"/>
-          <w:szCs w:val="21"/>
-          <w:bdr w:val="none" w:sz="0" w:space="0" w:color="auto" w:frame="1"/>
-        </w:rPr>
-        <w:t xml:space="preserve"> </w:t>
-      </w:r>
-      <w:r>
-        <w:rPr>
-          <w:rFonts w:ascii="Segoe UI" w:hAnsi="Segoe UI" w:cs="Segoe UI"/>
-          <w:sz w:val="21"/>
-          <w:szCs w:val="21"/>
-          <w:shd w:val="clear" w:color="auto" w:fill="FFFFFF"/>
-        </w:rPr>
-        <w:t>was responsive in preparing the event.</w:t>
-      </w:r>
-      <w:r>
-        <w:rPr>
-          <w:rFonts w:ascii="Segoe UI" w:hAnsi="Segoe UI" w:cs="Segoe UI"/>
-          <w:sz w:val="21"/>
-          <w:szCs w:val="21"/>
-          <w:bdr w:val="none" w:sz="0" w:space="0" w:color="auto" w:frame="1"/>
-        </w:rPr>
-        <w:br/>
-      </w:r>
-      <w:r>
-        <w:rPr>
-          <w:rFonts w:ascii="Segoe UI" w:hAnsi="Segoe UI" w:cs="Segoe UI"/>
-          <w:sz w:val="21"/>
-          <w:szCs w:val="21"/>
-          <w:shd w:val="clear" w:color="auto" w:fill="FFFFFF"/>
-        </w:rPr>
-        <w:t>Hopefully, my story can help them to overcome personal constraints related to motivation and consistency. The arduous journey of being an independent learner is a must to master knowledge.</w:t>
+        <w:t>for the invitation and opportunity Hopefully, my story can help them to overcome personal constraints related to motivation and consistency. The arduous journey of being an independent learner is a must to master knowledge.</w:t>
       </w:r>
     </w:p>
     <w:sectPr>
@@ -1096,6 +1030,18 @@
     <w:basedOn w:val="DefaultParagraphFont"/>
     <w:rsid w:val="00A1294B"/>
   </w:style>
+  <w:style w:type="character" w:styleId="FollowedHyperlink">
+    <w:name w:val="FollowedHyperlink"/>
+    <w:basedOn w:val="DefaultParagraphFont"/>
+    <w:uiPriority w:val="99"/>
+    <w:semiHidden/>
+    <w:unhideWhenUsed/>
+    <w:rsid w:val="002E28EC"/>
+    <w:rPr>
+      <w:color w:val="96607D" w:themeColor="followedHyperlink"/>
+      <w:u w:val="single"/>
+    </w:rPr>
+  </w:style>
 </w:styles>
 </file>
 
